--- a/reports/Product Requirements Document - Development Ready - Updated.docx
+++ b/reports/Product Requirements Document - Development Ready - Updated.docx
@@ -2375,7 +2375,7 @@
               <w:spacing w:after="0"/>
             </w:pPr>
             <w:r>
-              <w:t>Own-organization draft entry, scalar/grid snapshots, validation, allowed private uploads, provider correction/resubmission and technical support.</w:t>
+              <w:t>Shared own-organization work queue, draft scalar/grid snapshots, optimistic autosave/manual save, targeted provider correction/resubmission, read-only compliance details and technical support history.</w:t>
             </w:r>
           </w:p>
         </w:tc>
@@ -2388,7 +2388,7 @@
               <w:spacing w:after="0"/>
             </w:pPr>
             <w:r>
-              <w:t>Cannot officially submit to NCA, see another provider, or use compliance/general contact actions.</w:t>
+              <w:t>Cannot edit Approver/NCA-owned stages, officially submit to NCA, see another provider, or use compliance/general contact actions.</w:t>
             </w:r>
           </w:p>
         </w:tc>
@@ -2416,7 +2416,7 @@
               <w:spacing w:after="0"/>
             </w:pPr>
             <w:r>
-              <w:t>Own-organization approver queue, complete review, targeted provider corrections, official submission, compliance contact and technical support.</w:t>
+              <w:t>Server-calculated approval/NCA-correction queues; exact-version review; permitted field/grid/private-file editing; targeted returns; attested official submission; receipts, compliance contact and technical support.</w:t>
             </w:r>
           </w:p>
         </w:tc>
@@ -2429,7 +2429,7 @@
               <w:spacing w:after="0"/>
             </w:pPr>
             <w:r>
-              <w:t>Cannot perform NCA review, internal exports, user administration or cross-provider access.</w:t>
+              <w:t>Cannot edit ordinary Data Entry drafts, perform NCA review, access internal exports/user administration or cross-provider records.</w:t>
             </w:r>
           </w:p>
         </w:tc>
@@ -3715,7 +3715,7 @@
         <w:spacing w:before="0" w:after="80" w:line="280" w:lineRule="auto"/>
       </w:pPr>
       <w:r>
-        <w:t>Provider Approvers review tenant-isolated drafts, complete values, validation, explanations and clean allowed files before official submission.</w:t>
+        <w:t>Provider Approvers use a server-counted, paginated tenant queue. They cannot edit ordinary drafts, but may edit values/grids/uploads in Pending Provider Approval, Provider Resubmitted and the cloned NCA Correction Requested version. Every Approver save creates an immutable before/after batch and non-sensitive audit hash.</w:t>
       </w:r>
     </w:p>
     <w:p>
@@ -3724,7 +3724,7 @@
         <w:spacing w:before="0" w:after="80" w:line="280" w:lineRule="auto"/>
       </w:pPr>
       <w:r>
-        <w:t>Approvers can request a targeted provider correction with reason and section/field/grid-cell targets, or approve after a fresh readiness check. Returned drafts preserve decision history and resubmission count.</w:t>
+        <w:t>Approvers can request multiple targeted section/field/grid-cell corrections with required instructions, or approve after a fresh readiness/upload/correction check. Official submission requires an accuracy attestation and, after any Approver edit, a required change summary.</w:t>
       </w:r>
     </w:p>
     <w:p>
@@ -4186,7 +4186,7 @@
               <w:spacing w:after="0"/>
             </w:pPr>
             <w:r>
-              <w:t>Provider and regulatory stages are explicit. Official provider and NCA versions are immutable; regulatory correction creates a cloned version and locks unaffected content.</w:t>
+              <w:t>Provider and regulatory stages are explicit. Provider Data Entry edits DRAFT/PROVIDER_CHANGES_REQUESTED; Provider Approver edits PENDING_APPROVAL/PROVIDER_RESUBMITTED and the cloned CORRECTION_REQUESTED version. Official provider and NCA versions are immutable.</w:t>
             </w:r>
           </w:p>
         </w:tc>
@@ -6218,6 +6218,47 @@
             </w:pPr>
             <w:r>
               <w:t>submission_id, requirement, storage reference, SHA-256, scan status/result, uploader, timestamps</w:t>
+            </w:r>
+          </w:p>
+        </w:tc>
+      </w:tr>
+      <w:tr>
+        <w:tc>
+          <w:tcPr>
+            <w:tcW w:type="dxa" w:w="3120"/>
+          </w:tcPr>
+          <w:p>
+            <w:pPr>
+              <w:spacing w:after="0"/>
+            </w:pPr>
+            <w:r>
+              <w:t>ProviderEditBatch / ProviderApprovalDecision</w:t>
+            </w:r>
+          </w:p>
+        </w:tc>
+        <w:tc>
+          <w:tcPr>
+            <w:tcW w:type="dxa" w:w="3120"/>
+          </w:tcPr>
+          <w:p>
+            <w:pPr>
+              <w:spacing w:after="0"/>
+            </w:pPr>
+            <w:r>
+              <w:t>Immutable sensitive before/after provider edit evidence plus official approval attestation.</w:t>
+            </w:r>
+          </w:p>
+        </w:tc>
+        <w:tc>
+          <w:tcPr>
+            <w:tcW w:type="dxa" w:w="3120"/>
+          </w:tcPr>
+          <w:p>
+            <w:pPr>
+              <w:spacing w:after="0"/>
+            </w:pPr>
+            <w:r>
+              <w:t>submission_id, actor, stage, revision, section/target, before/after values, change hash/count, attestation, required change summary, approval note and timestamp</w:t>
             </w:r>
           </w:p>
         </w:tc>
@@ -12196,7 +12237,15 @@
         <w:pStyle w:val="ListBullet"/>
       </w:pPr>
       <w:r>
-        <w:t>Section saves are transactional authoritative snapshots with optimistic revision checks, exact scalar/grid targets, fixed-row preservation and omitted editable-repeatable-row deletion.</w:t>
+        <w:t>Provider workspaces use provider-scoped server summaries and paginated/filterable queues, so counts and actions are not derived from the first browser page. History records the actual submitted timestamp, latest editor/time, correction count and receipt availability.</w:t>
+      </w:r>
+    </w:p>
+    <w:p>
+      <w:pPr>
+        <w:pStyle w:val="ListBullet"/>
+      </w:pPr>
+      <w:r>
+        <w:t>Section saves are transactional authoritative snapshots with debounced autosave, save-on-blur/manual save, optimistic revision checks, exact scalar/grid targets, fixed-row preservation and omitted editable-repeatable-row deletion. Conflicts retain unsaved browser values and identify the latest editor/time.</w:t>
       </w:r>
     </w:p>
     <w:p>
@@ -12212,7 +12261,15 @@
         <w:pStyle w:val="ListBullet"/>
       </w:pPr>
       <w:r>
-        <w:t>Provider and NCA correction instructions require reasons and section/field/grid-cell targets. Regulatory correction clones the official version and locks unaffected content.</w:t>
+        <w:t>Provider and NCA correction instructions require reasons and one or more section/field/grid-cell targets. Regulatory correction clones the official version, belongs initially to the Provider Approver and locks unaffected content. The Approver can correct directly or return targeted work to Data Entry.</w:t>
+      </w:r>
+    </w:p>
+    <w:p>
+      <w:pPr>
+        <w:pStyle w:val="ListBullet"/>
+      </w:pPr>
+      <w:r>
+        <w:t>Approver edits produce immutable sensitive before/after batches visible only to the same provider and privileged NCA staff. The general audit stores target identifiers, counts and SHA-256 digests, not duplicate raw values. Official submission stores attestation, decision, Approver and conditionally required change summary.</w:t>
       </w:r>
     </w:p>
     <w:p>
@@ -12285,6 +12342,14 @@
       </w:pPr>
       <w:r>
         <w:t>Submission notifications are separate from Data Request notifications and are visible only to intended users; timeline audiences prevent internal NCA notes from leaking to providers.</w:t>
+      </w:r>
+    </w:p>
+    <w:p>
+      <w:pPr>
+        <w:pStyle w:val="ListBullet"/>
+      </w:pPr>
+      <w:r>
+        <w:t>Provider navigation shows server-calculated unread and pending-approval counts. Notification links open the relevant provider return, and users can mark one or all read. Technical-support users can view their own ticket status, SLA, resolution and event history.</w:t>
       </w:r>
     </w:p>
     <w:p>

--- a/reports/Product Requirements Document - Development Ready - Updated.docx
+++ b/reports/Product Requirements Document - Development Ready - Updated.docx
@@ -12349,7 +12349,7 @@
         <w:pStyle w:val="ListBullet"/>
       </w:pPr>
       <w:r>
-        <w:t>Provider navigation shows server-calculated unread and pending-approval counts. Notification links open the relevant provider return, and users can mark one or all read. Technical-support users can view their own ticket status, SLA, resolution and event history.</w:t>
+        <w:t>Provider navigation shows server-calculated unread and pending-approval counts. Notification links open the relevant provider return, and users can mark one or all read. Provider Approvers can submit feedback and view its receipt status. Provider Data Entry users remain limited to reporting technical issues. Technical-support users can view their own ticket status, SLA, resolution and event history.</w:t>
       </w:r>
     </w:p>
     <w:p>
@@ -12713,6 +12713,58 @@
     <w:p>
       <w:r>
         <w:t>Publication readiness may be claimed only when forward migrations, Django checks/tests, frontend lint/type/build, dependency audits, production configuration/build, private-file and security checks, full smoke test, audit verification, recovery evidence, rendered PRD inspection and named UAT are all attached to the release record. Missing external inputs remain visible blockers and are never replaced with invented credentials, schedules, targets or approvals.</w:t>
+      </w:r>
+    </w:p>
+    <w:p>
+      <w:pPr>
+        <w:pStyle w:val="Heading2"/>
+      </w:pPr>
+      <w:r>
+        <w:rPr>
+          <w:rFonts w:ascii="Arial"/>
+          <w:color w:val="000000"/>
+        </w:rPr>
+        <w:t>20.8 Provider feedback and support</w:t>
+      </w:r>
+    </w:p>
+    <w:p>
+      <w:pPr>
+        <w:pStyle w:val="ListBullet"/>
+      </w:pPr>
+      <w:r>
+        <w:t>The NCA Support page provides two distinct tabs: Feedback and Support Queue. Support Queue remains the default tab.</w:t>
+      </w:r>
+    </w:p>
+    <w:p>
+      <w:pPr>
+        <w:pStyle w:val="ListBullet"/>
+      </w:pPr>
+      <w:r>
+        <w:t>Support Queue is exclusively for technical issue tickets and retains acknowledgement, ownership assignment, updates, SLA management, resolution and complete status history.</w:t>
+      </w:r>
+    </w:p>
+    <w:p>
+      <w:pPr>
+        <w:pStyle w:val="ListBullet"/>
+      </w:pPr>
+      <w:r>
+        <w:t>Provider Approvers submit feedback from the provider Inquiries page. Each submission remains a FeedbackItem and is listed for NCA Admins and NCA Officers in the Feedback tab with its identifier, submitter, provider, category, subject, message, submission time and receipt status.</w:t>
+      </w:r>
+    </w:p>
+    <w:p>
+      <w:pPr>
+        <w:pStyle w:val="ListBullet"/>
+      </w:pPr>
+      <w:r>
+        <w:t>Feedback is not a support ticket. The only NCA action is Notify provider received. This action records receipt once, creates a provider notification and audit event, and does not add reply, assignment, resolution or ticket-status controls.</w:t>
+      </w:r>
+    </w:p>
+    <w:p>
+      <w:pPr>
+        <w:pStyle w:val="ListBullet"/>
+      </w:pPr>
+      <w:r>
+        <w:t>Provider Approvers can view their own feedback history and whether NCA has received each item. Provider users cannot view another user's feedback, and Provider Data Entry permissions remain limited to technical issue reporting.</w:t>
       </w:r>
     </w:p>
     <w:sectPr>
